--- a/klagomål/A 29048-2026 FSC-klagomål.docx
+++ b/klagomål/A 29048-2026 FSC-klagomål.docx
@@ -1033,7 +1033,7 @@
     <w:r>
       <w:tab/>
       <w:tab/>
-      <w:t>2026-09-29</w:t>
+      <w:t>2026-09-30</w:t>
       <w:br/>
       <w:br/>
     </w:r>

--- a/klagomål/A 29048-2026 FSC-klagomål.docx
+++ b/klagomål/A 29048-2026 FSC-klagomål.docx
@@ -1033,7 +1033,7 @@
     <w:r>
       <w:tab/>
       <w:tab/>
-      <w:t>2026-09-30</w:t>
+      <w:t>2026-10-01</w:t>
       <w:br/>
       <w:br/>
     </w:r>

--- a/klagomål/A 29048-2026 FSC-klagomål.docx
+++ b/klagomål/A 29048-2026 FSC-klagomål.docx
@@ -1033,7 +1033,7 @@
     <w:r>
       <w:tab/>
       <w:tab/>
-      <w:t>2026-10-01</w:t>
+      <w:t>2026-10-02</w:t>
       <w:br/>
       <w:br/>
     </w:r>

--- a/klagomål/A 29048-2026 FSC-klagomål.docx
+++ b/klagomål/A 29048-2026 FSC-klagomål.docx
@@ -1033,7 +1033,7 @@
     <w:r>
       <w:tab/>
       <w:tab/>
-      <w:t>2026-10-02</w:t>
+      <w:t>2026-10-03</w:t>
       <w:br/>
       <w:br/>
     </w:r>

--- a/klagomål/A 29048-2026 FSC-klagomål.docx
+++ b/klagomål/A 29048-2026 FSC-klagomål.docx
@@ -1033,7 +1033,7 @@
     <w:r>
       <w:tab/>
       <w:tab/>
-      <w:t>2026-10-03</w:t>
+      <w:t>2026-10-04</w:t>
       <w:br/>
       <w:br/>
     </w:r>

--- a/klagomål/A 29048-2026 FSC-klagomål.docx
+++ b/klagomål/A 29048-2026 FSC-klagomål.docx
@@ -1033,7 +1033,7 @@
     <w:r>
       <w:tab/>
       <w:tab/>
-      <w:t>2026-10-04</w:t>
+      <w:t>2026-10-05</w:t>
       <w:br/>
       <w:br/>
     </w:r>

--- a/klagomål/A 29048-2026 FSC-klagomål.docx
+++ b/klagomål/A 29048-2026 FSC-klagomål.docx
@@ -1033,7 +1033,7 @@
     <w:r>
       <w:tab/>
       <w:tab/>
-      <w:t>2026-10-05</w:t>
+      <w:t>2026-10-06</w:t>
       <w:br/>
       <w:br/>
     </w:r>

--- a/klagomål/A 29048-2026 FSC-klagomål.docx
+++ b/klagomål/A 29048-2026 FSC-klagomål.docx
@@ -1033,7 +1033,7 @@
     <w:r>
       <w:tab/>
       <w:tab/>
-      <w:t>2026-10-06</w:t>
+      <w:t>2026-10-07</w:t>
       <w:br/>
       <w:br/>
     </w:r>

--- a/klagomål/A 29048-2026 FSC-klagomål.docx
+++ b/klagomål/A 29048-2026 FSC-klagomål.docx
@@ -1033,7 +1033,7 @@
     <w:r>
       <w:tab/>
       <w:tab/>
-      <w:t>2026-10-07</w:t>
+      <w:t>2026-10-08</w:t>
       <w:br/>
       <w:br/>
     </w:r>

--- a/klagomål/A 29048-2026 FSC-klagomål.docx
+++ b/klagomål/A 29048-2026 FSC-klagomål.docx
@@ -1033,7 +1033,7 @@
     <w:r>
       <w:tab/>
       <w:tab/>
-      <w:t>2026-10-08</w:t>
+      <w:t>2026-10-09</w:t>
       <w:br/>
       <w:br/>
     </w:r>

--- a/klagomål/A 29048-2026 FSC-klagomål.docx
+++ b/klagomål/A 29048-2026 FSC-klagomål.docx
@@ -1033,7 +1033,7 @@
     <w:r>
       <w:tab/>
       <w:tab/>
-      <w:t>2026-10-09</w:t>
+      <w:t>2026-10-10</w:t>
       <w:br/>
       <w:br/>
     </w:r>

--- a/klagomål/A 29048-2026 FSC-klagomål.docx
+++ b/klagomål/A 29048-2026 FSC-klagomål.docx
@@ -1033,7 +1033,7 @@
     <w:r>
       <w:tab/>
       <w:tab/>
-      <w:t>2026-10-10</w:t>
+      <w:t>2026-10-11</w:t>
       <w:br/>
       <w:br/>
     </w:r>

--- a/klagomål/A 29048-2026 FSC-klagomål.docx
+++ b/klagomål/A 29048-2026 FSC-klagomål.docx
@@ -1033,7 +1033,7 @@
     <w:r>
       <w:tab/>
       <w:tab/>
-      <w:t>2026-10-11</w:t>
+      <w:t>2026-10-12</w:t>
       <w:br/>
       <w:br/>
     </w:r>

--- a/klagomål/A 29048-2026 FSC-klagomål.docx
+++ b/klagomål/A 29048-2026 FSC-klagomål.docx
@@ -1033,7 +1033,7 @@
     <w:r>
       <w:tab/>
       <w:tab/>
-      <w:t>2026-10-12</w:t>
+      <w:t>2026-10-13</w:t>
       <w:br/>
       <w:br/>
     </w:r>

--- a/klagomål/A 29048-2026 FSC-klagomål.docx
+++ b/klagomål/A 29048-2026 FSC-klagomål.docx
@@ -1033,7 +1033,7 @@
     <w:r>
       <w:tab/>
       <w:tab/>
-      <w:t>2026-10-13</w:t>
+      <w:t>2026-10-14</w:t>
       <w:br/>
       <w:br/>
     </w:r>

--- a/klagomål/A 29048-2026 FSC-klagomål.docx
+++ b/klagomål/A 29048-2026 FSC-klagomål.docx
@@ -1033,7 +1033,7 @@
     <w:r>
       <w:tab/>
       <w:tab/>
-      <w:t>2026-10-14</w:t>
+      <w:t>2026-10-15</w:t>
       <w:br/>
       <w:br/>
     </w:r>

--- a/klagomål/A 29048-2026 FSC-klagomål.docx
+++ b/klagomål/A 29048-2026 FSC-klagomål.docx
@@ -1033,7 +1033,7 @@
     <w:r>
       <w:tab/>
       <w:tab/>
-      <w:t>2026-10-15</w:t>
+      <w:t>2026-10-16</w:t>
       <w:br/>
       <w:br/>
     </w:r>

--- a/klagomål/A 29048-2026 FSC-klagomål.docx
+++ b/klagomål/A 29048-2026 FSC-klagomål.docx
@@ -1033,7 +1033,7 @@
     <w:r>
       <w:tab/>
       <w:tab/>
-      <w:t>2026-10-16</w:t>
+      <w:t>2026-10-17</w:t>
       <w:br/>
       <w:br/>
     </w:r>

--- a/klagomål/A 29048-2026 FSC-klagomål.docx
+++ b/klagomål/A 29048-2026 FSC-klagomål.docx
@@ -221,7 +221,7 @@
     </w:p>
     <w:p>
       <w:r>
-        <w:t>I avverkningsanmälan finns fynd av 10 naturvårdsarter, varav 10 är rödlistade, 2 är fridlysta och 7 är typiska (T): gammelgransskål (NT, T), knottrig blåslav (NT, T), lappmes (NT, T, §4), lavskrika (NT, T, §4), reliktbock (NT, T), sotvaxskivling (NT), talltagel (NT, T), vedskivlav (NT, T), vitgrynig nållav (NT) och nordtätskinn (DD). Se Figur 1.</w:t>
+        <w:t>I avverkningsanmälan finns fynd av 9 naturvårdsarter, varav 9 är rödlistade, 2 är fridlysta och 7 är typiska (T): gammelgransskål (NT, T), knottrig blåslav (NT, T), lappmes (NT, T, §4), lavskrika (NT, T, §4), reliktbock (NT, T), sotvaxskivling (NT), talltagel (NT, T), vedskivlav (NT, T) och vitgrynig nållav (NT). Se Figur 1.</w:t>
       </w:r>
     </w:p>
     <w:p>
@@ -430,17 +430,6 @@
       </w:r>
     </w:p>
     <w:p>
-      <w:r>
-        <w:rPr>
-          <w:b/>
-        </w:rPr>
-        <w:t>Nordtätskinn (DD)</w:t>
-      </w:r>
-      <w:r>
-        <w:t xml:space="preserve"> är en nedbrytare som växer på undersidan av grova, liggande stammar av gran i urskogsartad blåbärsgranskog, delvis även i fjällgranskog. Tillgången på mossrika granurskogar norr om polcirkeln är avgörande för artens överlevnad i vårt land. Faktaunderlaget bedöms vara otillräckligt för att avgöra vilken av de olika rödlistningskategorierna som är mest trolig (SLU Artdatabanken, 2026).</w:t>
-      </w:r>
-    </w:p>
-    <w:p>
       <w:pPr>
         <w:pStyle w:val="Heading1"/>
       </w:pPr>
@@ -546,7 +535,7 @@
         <w:rPr>
           <w:i/>
         </w:rPr>
-        <w:t>I det avverkningsanmälda skogsområdet har 10 naturvårdsarter varav 10 rödlistade arter sina livsmiljöer och växtplatser.</w:t>
+        <w:t>I det avverkningsanmälda skogsområdet har 9 naturvårdsarter varav 9 rödlistade arter sina livsmiljöer och växtplatser.</w:t>
       </w:r>
     </w:p>
     <w:p>
@@ -1033,7 +1022,7 @@
     <w:r>
       <w:tab/>
       <w:tab/>
-      <w:t>2026-10-17</w:t>
+      <w:t>2026-10-18</w:t>
       <w:br/>
       <w:br/>
     </w:r>

--- a/klagomål/A 29048-2026 FSC-klagomål.docx
+++ b/klagomål/A 29048-2026 FSC-klagomål.docx
@@ -1022,7 +1022,7 @@
     <w:r>
       <w:tab/>
       <w:tab/>
-      <w:t>2026-10-18</w:t>
+      <w:t>2026-10-19</w:t>
       <w:br/>
       <w:br/>
     </w:r>

--- a/klagomål/A 29048-2026 FSC-klagomål.docx
+++ b/klagomål/A 29048-2026 FSC-klagomål.docx
@@ -1022,7 +1022,7 @@
     <w:r>
       <w:tab/>
       <w:tab/>
-      <w:t>2026-10-19</w:t>
+      <w:t>2026-10-20</w:t>
       <w:br/>
       <w:br/>
     </w:r>

--- a/klagomål/A 29048-2026 FSC-klagomål.docx
+++ b/klagomål/A 29048-2026 FSC-klagomål.docx
@@ -1022,7 +1022,7 @@
     <w:r>
       <w:tab/>
       <w:tab/>
-      <w:t>2026-10-20</w:t>
+      <w:t>2026-10-21</w:t>
       <w:br/>
       <w:br/>
     </w:r>

--- a/klagomål/A 29048-2026 FSC-klagomål.docx
+++ b/klagomål/A 29048-2026 FSC-klagomål.docx
@@ -1022,7 +1022,7 @@
     <w:r>
       <w:tab/>
       <w:tab/>
-      <w:t>2026-10-21</w:t>
+      <w:t>2026-10-22</w:t>
       <w:br/>
       <w:br/>
     </w:r>

--- a/klagomål/A 29048-2026 FSC-klagomål.docx
+++ b/klagomål/A 29048-2026 FSC-klagomål.docx
@@ -1022,7 +1022,7 @@
     <w:r>
       <w:tab/>
       <w:tab/>
-      <w:t>2026-10-22</w:t>
+      <w:t>2026-10-23</w:t>
       <w:br/>
       <w:br/>
     </w:r>

--- a/klagomål/A 29048-2026 FSC-klagomål.docx
+++ b/klagomål/A 29048-2026 FSC-klagomål.docx
@@ -1022,7 +1022,7 @@
     <w:r>
       <w:tab/>
       <w:tab/>
-      <w:t>2026-10-23</w:t>
+      <w:t>2026-10-24</w:t>
       <w:br/>
       <w:br/>
     </w:r>

--- a/klagomål/A 29048-2026 FSC-klagomål.docx
+++ b/klagomål/A 29048-2026 FSC-klagomål.docx
@@ -1022,7 +1022,7 @@
     <w:r>
       <w:tab/>
       <w:tab/>
-      <w:t>2026-10-24</w:t>
+      <w:t>2026-10-25</w:t>
       <w:br/>
       <w:br/>
     </w:r>

--- a/klagomål/A 29048-2026 FSC-klagomål.docx
+++ b/klagomål/A 29048-2026 FSC-klagomål.docx
@@ -1022,7 +1022,7 @@
     <w:r>
       <w:tab/>
       <w:tab/>
-      <w:t>2026-10-25</w:t>
+      <w:t>2026-10-26</w:t>
       <w:br/>
       <w:br/>
     </w:r>

--- a/klagomål/A 29048-2026 FSC-klagomål.docx
+++ b/klagomål/A 29048-2026 FSC-klagomål.docx
@@ -1022,7 +1022,7 @@
     <w:r>
       <w:tab/>
       <w:tab/>
-      <w:t>2026-10-26</w:t>
+      <w:t>2026-10-27</w:t>
       <w:br/>
       <w:br/>
     </w:r>

--- a/klagomål/A 29048-2026 FSC-klagomål.docx
+++ b/klagomål/A 29048-2026 FSC-klagomål.docx
@@ -1022,7 +1022,7 @@
     <w:r>
       <w:tab/>
       <w:tab/>
-      <w:t>2026-10-27</w:t>
+      <w:t>2026-10-28</w:t>
       <w:br/>
       <w:br/>
     </w:r>

--- a/klagomål/A 29048-2026 FSC-klagomål.docx
+++ b/klagomål/A 29048-2026 FSC-klagomål.docx
@@ -1022,7 +1022,7 @@
     <w:r>
       <w:tab/>
       <w:tab/>
-      <w:t>2026-10-28</w:t>
+      <w:t>2026-10-29</w:t>
       <w:br/>
       <w:br/>
     </w:r>

--- a/klagomål/A 29048-2026 FSC-klagomål.docx
+++ b/klagomål/A 29048-2026 FSC-klagomål.docx
@@ -1022,7 +1022,7 @@
     <w:r>
       <w:tab/>
       <w:tab/>
-      <w:t>2026-10-29</w:t>
+      <w:t>2026-10-31</w:t>
       <w:br/>
       <w:br/>
     </w:r>
